--- a/docs/ARCHITECTURE.docx
+++ b/docs/ARCHITECTURE.docx
@@ -2,7 +2,7 @@
 <file path=word/document.xml><?xml version="1.0" encoding="utf-8"?>
 <w:document xmlns:w="http://schemas.openxmlformats.org/wordprocessingml/2006/main" xmlns:m="http://schemas.openxmlformats.org/officeDocument/2006/math" xmlns:r="http://schemas.openxmlformats.org/officeDocument/2006/relationships" xmlns:o="urn:schemas-microsoft-com:office:office" xmlns:v="urn:schemas-microsoft-com:vml" xmlns:w10="urn:schemas-microsoft-com:office:word" xmlns:a="http://schemas.openxmlformats.org/drawingml/2006/main" xmlns:pic="http://schemas.openxmlformats.org/drawingml/2006/picture" xmlns:wp="http://schemas.openxmlformats.org/drawingml/2006/wordprocessingDrawing">
   <w:body>
-    <w:bookmarkStart w:id="33" w:name="docs_chain--system-architecture"/>
+    <w:bookmarkStart w:id="33" w:name="docs_chain-system-architecture"/>
     <w:p>
       <w:pPr>
         <w:pStyle w:val="Heading1"/>
@@ -26,7 +26,7 @@
         <w:t xml:space="preserve"> </w:t>
       </w:r>
       <w:r>
-        <w:t xml:space="preserve">1</w:t>
+        <w:t xml:space="preserve">2</w:t>
       </w:r>
       <w:r>
         <w:t xml:space="preserve"> </w:t>
@@ -42,7 +42,7 @@
         <w:t xml:space="preserve"> </w:t>
       </w:r>
       <w:r>
-        <w:t xml:space="preserve">2026-05-29T00:00:00Z</w:t>
+        <w:t xml:space="preserve">2026-05-29T09:30:00Z</w:t>
       </w:r>
       <w:r>
         <w:t xml:space="preserve"> </w:t>
@@ -58,7 +58,16 @@
         <w:t xml:space="preserve"> </w:t>
       </w:r>
       <w:r>
-        <w:t xml:space="preserve">Design documentation — see per-section status tags (IMPLEMENTED vs PLANNED (Phase N))</w:t>
+        <w:t xml:space="preserve">Design documentation — see per-section status tags (IMPLEMENTED vs PLANNED (Phase N)). Phases 1–3 are now IMPLEMENTED + tested (</w:t>
+      </w:r>
+      <w:r>
+        <w:rPr>
+          <w:rStyle w:val="VerbatimChar"/>
+        </w:rPr>
+        <w:t xml:space="preserve">internal/{hash,graph,adapter,orchestrator}</w:t>
+      </w:r>
+      <w:r>
+        <w:t xml:space="preserve">); Phases 4–7 remain PLANNED.</w:t>
       </w:r>
       <w:r>
         <w:t xml:space="preserve"> </w:t>
@@ -226,43 +235,7 @@
         <w:pStyle w:val="FirstParagraph"/>
       </w:pPr>
       <w:r>
-        <w:t xml:space="preserve">At the time of writing, the Go package tree under</w:t>
-      </w:r>
-      <w:r>
-        <w:t xml:space="preserve"> </w:t>
-      </w:r>
-      <w:r>
-        <w:rPr>
-          <w:rStyle w:val="VerbatimChar"/>
-        </w:rPr>
-        <w:t xml:space="preserve">docs_chain/</w:t>
-      </w:r>
-      <w:r>
-        <w:t xml:space="preserve"> </w:t>
-      </w:r>
-      <w:r>
-        <w:t xml:space="preserve">contains</w:t>
-      </w:r>
-      <w:r>
-        <w:t xml:space="preserve"> </w:t>
-      </w:r>
-      <w:r>
-        <w:t xml:space="preserve">only</w:t>
-      </w:r>
-      <w:r>
-        <w:t xml:space="preserve"> </w:t>
-      </w:r>
-      <w:r>
-        <w:rPr>
-          <w:rStyle w:val="VerbatimChar"/>
-        </w:rPr>
-        <w:t xml:space="preserve">go.mod</w:t>
-      </w:r>
-      <w:r>
-        <w:t xml:space="preserve"> </w:t>
-      </w:r>
-      <w:r>
-        <w:t xml:space="preserve">and an</w:t>
+        <w:t xml:space="preserve">As of Revision 2, the Go package tree under</w:t>
       </w:r>
       <w:r>
         <w:t xml:space="preserve"> </w:t>
@@ -277,41 +250,149 @@
         <w:t xml:space="preserve"> </w:t>
       </w:r>
       <w:r>
-        <w:t xml:space="preserve">scaffold (Phase 1 owns the engine).</w:t>
-      </w:r>
-      <w:r>
-        <w:t xml:space="preserve"> </w:t>
-      </w:r>
-      <w:r>
-        <w:t xml:space="preserve">Therefore</w:t>
-      </w:r>
-      <w:r>
-        <w:t xml:space="preserve"> </w:t>
-      </w:r>
-      <w:r>
-        <w:rPr>
-          <w:b/>
-          <w:bCs/>
-        </w:rPr>
-        <w:t xml:space="preserve">every behavioural component in this document is PLANNED</w:t>
-      </w:r>
-      <w:r>
-        <w:t xml:space="preserve"> </w:t>
-      </w:r>
-      <w:r>
-        <w:t xml:space="preserve">unless a future revision of this file marks it IMPLEMENTED. This document</w:t>
-      </w:r>
-      <w:r>
-        <w:t xml:space="preserve"> </w:t>
-      </w:r>
-      <w:r>
-        <w:t xml:space="preserve">describes the DESIGNED system; it does not claim working behaviour that</w:t>
-      </w:r>
-      <w:r>
-        <w:t xml:space="preserve"> </w:t>
-      </w:r>
-      <w:r>
-        <w:t xml:space="preserve">is not yet built.</w:t>
+        <w:t xml:space="preserve">implements Phases</w:t>
+      </w:r>
+      <w:r>
+        <w:t xml:space="preserve"> </w:t>
+      </w:r>
+      <w:r>
+        <w:t xml:space="preserve">1–3:</w:t>
+      </w:r>
+      <w:r>
+        <w:t xml:space="preserve"> </w:t>
+      </w:r>
+      <w:r>
+        <w:rPr>
+          <w:rStyle w:val="VerbatimChar"/>
+        </w:rPr>
+        <w:t xml:space="preserve">internal/hash</w:t>
+      </w:r>
+      <w:r>
+        <w:t xml:space="preserve"> </w:t>
+      </w:r>
+      <w:r>
+        <w:t xml:space="preserve">+</w:t>
+      </w:r>
+      <w:r>
+        <w:t xml:space="preserve"> </w:t>
+      </w:r>
+      <w:r>
+        <w:rPr>
+          <w:rStyle w:val="VerbatimChar"/>
+        </w:rPr>
+        <w:t xml:space="preserve">internal/graph</w:t>
+      </w:r>
+      <w:r>
+        <w:t xml:space="preserve"> </w:t>
+      </w:r>
+      <w:r>
+        <w:t xml:space="preserve">(engine),</w:t>
+      </w:r>
+      <w:r>
+        <w:t xml:space="preserve"> </w:t>
+      </w:r>
+      <w:r>
+        <w:rPr>
+          <w:rStyle w:val="VerbatimChar"/>
+        </w:rPr>
+        <w:t xml:space="preserve">internal/adapter</w:t>
+      </w:r>
+      <w:r>
+        <w:t xml:space="preserve"> </w:t>
+      </w:r>
+      <w:r>
+        <w:t xml:space="preserve">(node adapters + transforms), and</w:t>
+      </w:r>
+      <w:r>
+        <w:t xml:space="preserve"> </w:t>
+      </w:r>
+      <w:r>
+        <w:rPr>
+          <w:rStyle w:val="VerbatimChar"/>
+        </w:rPr>
+        <w:t xml:space="preserve">internal/orchestrator</w:t>
+      </w:r>
+      <w:r>
+        <w:t xml:space="preserve"> </w:t>
+      </w:r>
+      <w:r>
+        <w:t xml:space="preserve">(atomic</w:t>
+      </w:r>
+      <w:r>
+        <w:t xml:space="preserve"> </w:t>
+      </w:r>
+      <w:r>
+        <w:t xml:space="preserve">propagation).</w:t>
+      </w:r>
+      <w:r>
+        <w:t xml:space="preserve"> </w:t>
+      </w:r>
+      <w:r>
+        <w:rPr>
+          <w:rStyle w:val="VerbatimChar"/>
+        </w:rPr>
+        <w:t xml:space="preserve">go test ./...</w:t>
+      </w:r>
+      <w:r>
+        <w:t xml:space="preserve"> </w:t>
+      </w:r>
+      <w:r>
+        <w:t xml:space="preserve">passes. Components owned by Phases 4–7</w:t>
+      </w:r>
+      <w:r>
+        <w:t xml:space="preserve"> </w:t>
+      </w:r>
+      <w:r>
+        <w:t xml:space="preserve">(the</w:t>
+      </w:r>
+      <w:r>
+        <w:t xml:space="preserve"> </w:t>
+      </w:r>
+      <w:r>
+        <w:rPr>
+          <w:rStyle w:val="VerbatimChar"/>
+        </w:rPr>
+        <w:t xml:space="preserve">cmd/</w:t>
+      </w:r>
+      <w:r>
+        <w:t xml:space="preserve"> </w:t>
+      </w:r>
+      <w:r>
+        <w:t xml:space="preserve">CLI/daemon, per-context YAML config, the beyond-package test</w:t>
+      </w:r>
+      <w:r>
+        <w:t xml:space="preserve"> </w:t>
+      </w:r>
+      <w:r>
+        <w:t xml:space="preserve">suite, constitution-submodule integration) remain</w:t>
+      </w:r>
+      <w:r>
+        <w:t xml:space="preserve"> </w:t>
+      </w:r>
+      <w:r>
+        <w:rPr>
+          <w:b/>
+          <w:bCs/>
+        </w:rPr>
+        <w:t xml:space="preserve">PLANNED</w:t>
+      </w:r>
+      <w:r>
+        <w:t xml:space="preserve"> </w:t>
+      </w:r>
+      <w:r>
+        <w:t xml:space="preserve">and are</w:t>
+      </w:r>
+      <w:r>
+        <w:t xml:space="preserve"> </w:t>
+      </w:r>
+      <w:r>
+        <w:t xml:space="preserve">tagged as such per section. This document describes the DESIGNED system</w:t>
+      </w:r>
+      <w:r>
+        <w:t xml:space="preserve"> </w:t>
+      </w:r>
+      <w:r>
+        <w:t xml:space="preserve">and does not claim working behaviour that is not yet built (§11.4.6).</w:t>
       </w:r>
     </w:p>
     <w:p>
@@ -322,7 +403,7 @@
       </w:r>
     </w:p>
     <w:bookmarkEnd w:id="9"/>
-    <w:bookmarkStart w:id="10" w:name="X8464f6ef032f3623b54a4ba3b1011829eb135b1"/>
+    <w:bookmarkStart w:id="10" w:name="what-docs_chain-is"/>
     <w:p>
       <w:pPr>
         <w:pStyle w:val="Heading2"/>
@@ -417,7 +498,7 @@
         <w:pStyle w:val="BodyText"/>
       </w:pPr>
       <w:r>
-        <w:t xml:space="preserve">The engine is the mechanical successor to the project's ad-hoc sync</w:t>
+        <w:t xml:space="preserve">The engine is the mechanical successor to the project’s ad-hoc sync</w:t>
       </w:r>
       <w:r>
         <w:t xml:space="preserve"> </w:t>
@@ -560,7 +641,7 @@
       </w:r>
     </w:p>
     <w:bookmarkEnd w:id="10"/>
-    <w:bookmarkStart w:id="15" w:name="Xf268b5d40baf5413154b99ad87b05560796bd1c"/>
+    <w:bookmarkStart w:id="15" w:name="the-dag-model"/>
     <w:p>
       <w:pPr>
         <w:pStyle w:val="Heading2"/>
@@ -578,7 +659,65 @@
           <w:b/>
           <w:bCs/>
         </w:rPr>
-        <w:t xml:space="preserve">Status: PLANNED (Phase 1 — graph; Phase 2 — node adapters).</w:t>
+        <w:t xml:space="preserve">Status: IMPLEMENTED (Phase 1 — graph in</w:t>
+      </w:r>
+      <w:r>
+        <w:rPr>
+          <w:b/>
+          <w:bCs/>
+        </w:rPr>
+        <w:t xml:space="preserve"> </w:t>
+      </w:r>
+      <w:r>
+        <w:rPr>
+          <w:rStyle w:val="VerbatimChar"/>
+          <w:b/>
+          <w:bCs/>
+        </w:rPr>
+        <w:t xml:space="preserve">internal/graph</w:t>
+      </w:r>
+      <w:r>
+        <w:rPr>
+          <w:b/>
+          <w:bCs/>
+        </w:rPr>
+        <w:t xml:space="preserve">; Phase 2 —</w:t>
+      </w:r>
+      <w:r>
+        <w:rPr>
+          <w:b/>
+          <w:bCs/>
+        </w:rPr>
+        <w:t xml:space="preserve"> </w:t>
+      </w:r>
+      <w:r>
+        <w:rPr>
+          <w:b/>
+          <w:bCs/>
+        </w:rPr>
+        <w:t xml:space="preserve">node adapters in</w:t>
+      </w:r>
+      <w:r>
+        <w:rPr>
+          <w:b/>
+          <w:bCs/>
+        </w:rPr>
+        <w:t xml:space="preserve"> </w:t>
+      </w:r>
+      <w:r>
+        <w:rPr>
+          <w:rStyle w:val="VerbatimChar"/>
+          <w:b/>
+          <w:bCs/>
+        </w:rPr>
+        <w:t xml:space="preserve">internal/adapter</w:t>
+      </w:r>
+      <w:r>
+        <w:rPr>
+          <w:b/>
+          <w:bCs/>
+        </w:rPr>
+        <w:t xml:space="preserve">).</w:t>
       </w:r>
     </w:p>
     <w:p>
@@ -647,7 +786,7 @@
         <w:t xml:space="preserve">.</w:t>
       </w:r>
     </w:p>
-    <w:bookmarkStart w:id="11" w:name="X4de01f3dccf49aeaae8c4da85b0f87f256ff8fc"/>
+    <w:bookmarkStart w:id="11" w:name="node-kinds"/>
     <w:p>
       <w:pPr>
         <w:pStyle w:val="Heading3"/>
@@ -673,13 +812,14 @@
     <w:tbl>
       <w:tblPr>
         <w:tblStyle w:val="Table"/>
-        <w:tblW w:type="auto" w:w="0"/>
+        <w:tblW w:type="pct" w:w="5000"/>
+        <w:tblLayout w:type="fixed"/>
         <w:tblLook w:firstRow="1" w:lastRow="0" w:firstColumn="0" w:lastColumn="0" w:noHBand="0" w:noVBand="0" w:val="0020"/>
       </w:tblPr>
       <w:tblGrid>
         <w:gridCol w:w="2640"/>
-        <w:gridCol w:w="2640"/>
-        <w:gridCol w:w="2640"/>
+        <w:gridCol w:w="4253"/>
+        <w:gridCol w:w="1026"/>
       </w:tblGrid>
       <w:tr>
         <w:trPr>
@@ -767,7 +907,16 @@
               <w:pStyle w:val="Compact"/>
             </w:pPr>
             <w:r>
-              <w:t xml:space="preserve">input node (Salsa "square")</w:t>
+              <w:t xml:space="preserve">input node (Salsa</w:t>
+            </w:r>
+            <w:r>
+              <w:t xml:space="preserve"> </w:t>
+            </w:r>
+            <w:r>
+              <w:t xml:space="preserve">“square”</w:t>
+            </w:r>
+            <w:r>
+              <w:t xml:space="preserve">)</w:t>
             </w:r>
           </w:p>
         </w:tc>
@@ -919,10 +1068,7 @@
               <w:pStyle w:val="Compact"/>
             </w:pPr>
             <w:r>
-              <w:t xml:space="preserve">e.g.</w:t>
-            </w:r>
-            <w:r>
-              <w:t xml:space="preserve"> </w:t>
+              <w:t xml:space="preserve">e.g. </w:t>
             </w:r>
             <w:r>
               <w:rPr>
@@ -1049,7 +1195,7 @@
       </w:tr>
     </w:tbl>
     <w:bookmarkEnd w:id="11"/>
-    <w:bookmarkStart w:id="12" w:name="X144ead584d4978c8ce975b3d5d5e7b8ddd299ef"/>
+    <w:bookmarkStart w:id="12" w:name="edge-kinds"/>
     <w:p>
       <w:pPr>
         <w:pStyle w:val="Heading3"/>
@@ -1272,7 +1418,7 @@
       </w:r>
     </w:p>
     <w:bookmarkEnd w:id="12"/>
-    <w:bookmarkStart w:id="13" w:name="X10da1c47a18215044ea0db177f315de6938fb7b"/>
+    <w:bookmarkStart w:id="13" w:name="dag-example-mermaid"/>
     <w:p>
       <w:pPr>
         <w:pStyle w:val="Heading3"/>
@@ -1403,7 +1549,7 @@
       </w:r>
     </w:p>
     <w:bookmarkEnd w:id="13"/>
-    <w:bookmarkStart w:id="14" w:name="X859350f961fc9009e69ca523c2933976086d12d"/>
+    <w:bookmarkStart w:id="14" w:name="dag-example-ascii"/>
     <w:p>
       <w:pPr>
         <w:pStyle w:val="Heading3"/>
@@ -1603,7 +1749,7 @@
     </w:p>
     <w:bookmarkEnd w:id="14"/>
     <w:bookmarkEnd w:id="15"/>
-    <w:bookmarkStart w:id="16" w:name="X171db2bcc9dd6f4de972400a946e2431da47188"/>
+    <w:bookmarkStart w:id="16" w:name="content-hash-change-detection-not-mtime"/>
     <w:p>
       <w:pPr>
         <w:pStyle w:val="Heading2"/>
@@ -1856,7 +2002,7 @@
       </w:r>
     </w:p>
     <w:bookmarkEnd w:id="16"/>
-    <w:bookmarkStart w:id="17" w:name="X43fe45746b7d3ee0675b30d4221c1506d9b307e"/>
+    <w:bookmarkStart w:id="17" w:name="early-cutoff-incremental-recompute"/>
     <w:p>
       <w:pPr>
         <w:pStyle w:val="Heading2"/>
@@ -2037,7 +2183,7 @@
       </w:r>
     </w:p>
     <w:bookmarkEnd w:id="17"/>
-    <w:bookmarkStart w:id="20" w:name="Xfd6692d98e7c2742192f06f553910ae75d71dc6"/>
+    <w:bookmarkStart w:id="20" w:name="X8c7851b430950ca292b51c148313be534150196"/>
     <w:p>
       <w:pPr>
         <w:pStyle w:val="Heading2"/>
@@ -2055,7 +2201,122 @@
           <w:b/>
           <w:bCs/>
         </w:rPr>
-        <w:t xml:space="preserve">Status: PLANNED (Phase 3 — sync-edge authority resolution).</w:t>
+        <w:t xml:space="preserve">Status: IMPLEMENTED (Phase 1 —</w:t>
+      </w:r>
+      <w:r>
+        <w:rPr>
+          <w:b/>
+          <w:bCs/>
+        </w:rPr>
+        <w:t xml:space="preserve"> </w:t>
+      </w:r>
+      <w:r>
+        <w:rPr>
+          <w:rStyle w:val="VerbatimChar"/>
+          <w:b/>
+          <w:bCs/>
+        </w:rPr>
+        <w:t xml:space="preserve">graph.ResolveSync</w:t>
+      </w:r>
+      <w:r>
+        <w:rPr>
+          <w:b/>
+          <w:bCs/>
+        </w:rPr>
+        <w:t xml:space="preserve"> </w:t>
+      </w:r>
+      <w:r>
+        <w:rPr>
+          <w:b/>
+          <w:bCs/>
+        </w:rPr>
+        <w:t xml:space="preserve">authority/conflict</w:t>
+      </w:r>
+      <w:r>
+        <w:rPr>
+          <w:b/>
+          <w:bCs/>
+        </w:rPr>
+        <w:t xml:space="preserve"> </w:t>
+      </w:r>
+      <w:r>
+        <w:rPr>
+          <w:b/>
+          <w:bCs/>
+        </w:rPr>
+        <w:t xml:space="preserve">detection; Phase 3 —</w:t>
+      </w:r>
+      <w:r>
+        <w:rPr>
+          <w:b/>
+          <w:bCs/>
+        </w:rPr>
+        <w:t xml:space="preserve"> </w:t>
+      </w:r>
+      <w:r>
+        <w:rPr>
+          <w:rStyle w:val="VerbatimChar"/>
+          <w:b/>
+          <w:bCs/>
+        </w:rPr>
+        <w:t xml:space="preserve">orchestrator.Run</w:t>
+      </w:r>
+      <w:r>
+        <w:rPr>
+          <w:b/>
+          <w:bCs/>
+        </w:rPr>
+        <w:t xml:space="preserve"> </w:t>
+      </w:r>
+      <w:r>
+        <w:rPr>
+          <w:b/>
+          <w:bCs/>
+        </w:rPr>
+        <w:t xml:space="preserve">surfaces</w:t>
+      </w:r>
+      <w:r>
+        <w:rPr>
+          <w:b/>
+          <w:bCs/>
+        </w:rPr>
+        <w:t xml:space="preserve"> </w:t>
+      </w:r>
+      <w:r>
+        <w:rPr>
+          <w:rStyle w:val="VerbatimChar"/>
+          <w:b/>
+          <w:bCs/>
+        </w:rPr>
+        <w:t xml:space="preserve">ConflictError</w:t>
+      </w:r>
+      <w:r>
+        <w:rPr>
+          <w:b/>
+          <w:bCs/>
+        </w:rPr>
+        <w:t xml:space="preserve"> </w:t>
+      </w:r>
+      <w:r>
+        <w:rPr>
+          <w:b/>
+          <w:bCs/>
+        </w:rPr>
+        <w:t xml:space="preserve">with zero</w:t>
+      </w:r>
+      <w:r>
+        <w:rPr>
+          <w:b/>
+          <w:bCs/>
+        </w:rPr>
+        <w:t xml:space="preserve"> </w:t>
+      </w:r>
+      <w:r>
+        <w:rPr>
+          <w:b/>
+          <w:bCs/>
+        </w:rPr>
+        <w:t xml:space="preserve">writes).</w:t>
       </w:r>
     </w:p>
     <w:p>
@@ -2341,7 +2602,13 @@
         <w:t xml:space="preserve"> </w:t>
       </w:r>
       <w:r>
-        <w:t xml:space="preserve">pair, used to disambiguate the "exactly one dirty"</w:t>
+        <w:t xml:space="preserve">pair, used to disambiguate the</w:t>
+      </w:r>
+      <w:r>
+        <w:t xml:space="preserve"> </w:t>
+      </w:r>
+      <w:r>
+        <w:t xml:space="preserve">“exactly one dirty”</w:t>
       </w:r>
       <w:r>
         <w:t xml:space="preserve"> </w:t>
@@ -2356,7 +2623,7 @@
         <w:t xml:space="preserve">diagnostics.</w:t>
       </w:r>
     </w:p>
-    <w:bookmarkStart w:id="18" w:name="Xc7b71739db3d9d4f73e858e14a11755a4930beb"/>
+    <w:bookmarkStart w:id="18" w:name="bidirectional-mddb-sync-mermaid-sequence"/>
     <w:p>
       <w:pPr>
         <w:pStyle w:val="Heading3"/>
@@ -2533,7 +2800,7 @@
       </w:r>
     </w:p>
     <w:bookmarkEnd w:id="18"/>
-    <w:bookmarkStart w:id="19" w:name="X53437f48b763198fd817f79ccaa1db418c24a42"/>
+    <w:bookmarkStart w:id="19" w:name="both-dirty-conflict-ascii"/>
     <w:p>
       <w:pPr>
         <w:pStyle w:val="Heading3"/>
@@ -2652,7 +2919,7 @@
     </w:p>
     <w:bookmarkEnd w:id="19"/>
     <w:bookmarkEnd w:id="20"/>
-    <w:bookmarkStart w:id="22" w:name="Xee4cafc7fd0300f7dcc601cbdd9f571f8b39a47"/>
+    <w:bookmarkStart w:id="22" w:name="kahn-topological-propagation"/>
     <w:p>
       <w:pPr>
         <w:pStyle w:val="Heading2"/>
@@ -2670,7 +2937,87 @@
           <w:b/>
           <w:bCs/>
         </w:rPr>
-        <w:t xml:space="preserve">Status: PLANNED (Phase 1 — Kahn topo-sort + cycle detection).</w:t>
+        <w:t xml:space="preserve">Status: IMPLEMENTED (Phase 1 — Kahn topo-sort + cycle detection in</w:t>
+      </w:r>
+      <w:r>
+        <w:rPr>
+          <w:b/>
+          <w:bCs/>
+        </w:rPr>
+        <w:t xml:space="preserve"> </w:t>
+      </w:r>
+      <w:r>
+        <w:rPr>
+          <w:rStyle w:val="VerbatimChar"/>
+          <w:b/>
+          <w:bCs/>
+        </w:rPr>
+        <w:t xml:space="preserve">graph.TopoOrder</w:t>
+      </w:r>
+      <w:r>
+        <w:rPr>
+          <w:b/>
+          <w:bCs/>
+        </w:rPr>
+        <w:t xml:space="preserve"> </w:t>
+      </w:r>
+      <w:r>
+        <w:rPr>
+          <w:b/>
+          <w:bCs/>
+        </w:rPr>
+        <w:t xml:space="preserve">/</w:t>
+      </w:r>
+      <w:r>
+        <w:rPr>
+          <w:b/>
+          <w:bCs/>
+        </w:rPr>
+        <w:t xml:space="preserve"> </w:t>
+      </w:r>
+      <w:r>
+        <w:rPr>
+          <w:rStyle w:val="VerbatimChar"/>
+          <w:b/>
+          <w:bCs/>
+        </w:rPr>
+        <w:t xml:space="preserve">graph.Validate</w:t>
+      </w:r>
+      <w:r>
+        <w:rPr>
+          <w:b/>
+          <w:bCs/>
+        </w:rPr>
+        <w:t xml:space="preserve">; Phase 3 —</w:t>
+      </w:r>
+      <w:r>
+        <w:rPr>
+          <w:b/>
+          <w:bCs/>
+        </w:rPr>
+        <w:t xml:space="preserve"> </w:t>
+      </w:r>
+      <w:r>
+        <w:rPr>
+          <w:rStyle w:val="VerbatimChar"/>
+          <w:b/>
+          <w:bCs/>
+        </w:rPr>
+        <w:t xml:space="preserve">orchestrator.Run</w:t>
+      </w:r>
+      <w:r>
+        <w:rPr>
+          <w:b/>
+          <w:bCs/>
+        </w:rPr>
+        <w:t xml:space="preserve"> </w:t>
+      </w:r>
+      <w:r>
+        <w:rPr>
+          <w:b/>
+          <w:bCs/>
+        </w:rPr>
+        <w:t xml:space="preserve">cycle-guard).</w:t>
       </w:r>
     </w:p>
     <w:p>
@@ -2678,7 +3025,7 @@
         <w:pStyle w:val="BodyText"/>
       </w:pPr>
       <w:r>
-        <w:t xml:space="preserve">Propagation runs in deterministic topological order using Kahn's</w:t>
+        <w:t xml:space="preserve">Propagation runs in deterministic topological order using Kahn’s</w:t>
       </w:r>
       <w:r>
         <w:t xml:space="preserve"> </w:t>
@@ -2739,7 +3086,7 @@
         <w:t xml:space="preserve"> </w:t>
       </w:r>
       <w:r>
-        <w:t xml:space="preserve">docs_chain runs Kahn's</w:t>
+        <w:t xml:space="preserve">docs_chain runs Kahn’s</w:t>
       </w:r>
       <w:r>
         <w:t xml:space="preserve"> </w:t>
@@ -2854,7 +3201,7 @@
         <w:t xml:space="preserve">).</w:t>
       </w:r>
     </w:p>
-    <w:bookmarkStart w:id="21" w:name="X6abf1059b9dd07c8182f8ae6a07d95e0e35f1e3"/>
+    <w:bookmarkStart w:id="21" w:name="loop-cycle-prevention-defence-in-depth"/>
     <w:p>
       <w:pPr>
         <w:pStyle w:val="Heading3"/>
@@ -3017,7 +3364,7 @@
     </w:p>
     <w:bookmarkEnd w:id="21"/>
     <w:bookmarkEnd w:id="22"/>
-    <w:bookmarkStart w:id="23" w:name="Xb71e21105b44337f217a161dbbe2efd7d611d19"/>
+    <w:bookmarkStart w:id="23" w:name="propagation-flow-overview-mermaid"/>
     <w:p>
       <w:pPr>
         <w:pStyle w:val="Heading2"/>
@@ -3225,7 +3572,7 @@
       </w:r>
     </w:p>
     <w:bookmarkEnd w:id="23"/>
-    <w:bookmarkStart w:id="24" w:name="Xa564a3550d9c36177d9002341a0faed501e47dc"/>
+    <w:bookmarkStart w:id="24" w:name="atomicity-crash-safety-composes-with-9.2"/>
     <w:p>
       <w:pPr>
         <w:pStyle w:val="Heading2"/>
@@ -3243,7 +3590,107 @@
           <w:b/>
           <w:bCs/>
         </w:rPr>
-        <w:t xml:space="preserve">Status: PLANNED (Phase 3 — staging + atomic-rename commit + rollback).</w:t>
+        <w:t xml:space="preserve">Status: IMPLEMENTED (Phase 3 —</w:t>
+      </w:r>
+      <w:r>
+        <w:rPr>
+          <w:b/>
+          <w:bCs/>
+        </w:rPr>
+        <w:t xml:space="preserve"> </w:t>
+      </w:r>
+      <w:r>
+        <w:rPr>
+          <w:rStyle w:val="VerbatimChar"/>
+          <w:b/>
+          <w:bCs/>
+        </w:rPr>
+        <w:t xml:space="preserve">orchestrator.Run</w:t>
+      </w:r>
+      <w:r>
+        <w:rPr>
+          <w:b/>
+          <w:bCs/>
+        </w:rPr>
+        <w:t xml:space="preserve"> </w:t>
+      </w:r>
+      <w:r>
+        <w:rPr>
+          <w:b/>
+          <w:bCs/>
+        </w:rPr>
+        <w:t xml:space="preserve">in-memory staging +</w:t>
+      </w:r>
+      <w:r>
+        <w:rPr>
+          <w:b/>
+          <w:bCs/>
+        </w:rPr>
+        <w:t xml:space="preserve"> </w:t>
+      </w:r>
+      <w:r>
+        <w:rPr>
+          <w:b/>
+          <w:bCs/>
+        </w:rPr>
+        <w:t xml:space="preserve">withhold-until-success + per-file atomic temp-then-rename + rollback on any</w:t>
+      </w:r>
+      <w:r>
+        <w:rPr>
+          <w:b/>
+          <w:bCs/>
+        </w:rPr>
+        <w:t xml:space="preserve"> </w:t>
+      </w:r>
+      <w:r>
+        <w:rPr>
+          <w:b/>
+          <w:bCs/>
+        </w:rPr>
+        <w:t xml:space="preserve">transform error). The optional pre-run hardlinked</w:t>
+      </w:r>
+      <w:r>
+        <w:rPr>
+          <w:b/>
+          <w:bCs/>
+        </w:rPr>
+        <w:t xml:space="preserve"> </w:t>
+      </w:r>
+      <w:r>
+        <w:rPr>
+          <w:rStyle w:val="VerbatimChar"/>
+          <w:b/>
+          <w:bCs/>
+        </w:rPr>
+        <w:t xml:space="preserve">.git</w:t>
+      </w:r>
+      <w:r>
+        <w:rPr>
+          <w:b/>
+          <w:bCs/>
+        </w:rPr>
+        <w:t xml:space="preserve"> </w:t>
+      </w:r>
+      <w:r>
+        <w:rPr>
+          <w:b/>
+          <w:bCs/>
+        </w:rPr>
+        <w:t xml:space="preserve">backup hook and</w:t>
+      </w:r>
+      <w:r>
+        <w:rPr>
+          <w:b/>
+          <w:bCs/>
+        </w:rPr>
+        <w:t xml:space="preserve"> </w:t>
+      </w:r>
+      <w:r>
+        <w:rPr>
+          <w:b/>
+          <w:bCs/>
+        </w:rPr>
+        <w:t xml:space="preserve">the SIGKILL-mid-commit chaos verification remain PLANNED (Phase 5).</w:t>
       </w:r>
     </w:p>
     <w:p>
@@ -3311,7 +3758,7 @@
         <w:t xml:space="preserve">fsync</w:t>
       </w:r>
       <w:r>
-        <w:t xml:space="preserve">'d.</w:t>
+        <w:t xml:space="preserve">’d.</w:t>
       </w:r>
     </w:p>
     <w:p>
@@ -3542,6 +3989,283 @@
       </w:r>
     </w:p>
     <w:p>
+      <w:pPr>
+        <w:pStyle w:val="BodyText"/>
+      </w:pPr>
+      <w:r>
+        <w:rPr>
+          <w:b/>
+          <w:bCs/>
+        </w:rPr>
+        <w:t xml:space="preserve">As-built (Revision 2, Phase 3 — IMPLEMENTED).</w:t>
+      </w:r>
+      <w:r>
+        <w:t xml:space="preserve"> </w:t>
+      </w:r>
+      <w:r>
+        <w:rPr>
+          <w:rStyle w:val="VerbatimChar"/>
+        </w:rPr>
+        <w:t xml:space="preserve">orchestrator.Run</w:t>
+      </w:r>
+      <w:r>
+        <w:t xml:space="preserve"> </w:t>
+      </w:r>
+      <w:r>
+        <w:t xml:space="preserve">implements the staging + withhold + rollback contract: every regenerated</w:t>
+      </w:r>
+      <w:r>
+        <w:t xml:space="preserve"> </w:t>
+      </w:r>
+      <w:r>
+        <w:t xml:space="preserve">output is buffered in-memory and live files are touched only after the</w:t>
+      </w:r>
+      <w:r>
+        <w:t xml:space="preserve"> </w:t>
+      </w:r>
+      <w:r>
+        <w:t xml:space="preserve">recompute fully succeeds; any transform error returns</w:t>
+      </w:r>
+      <w:r>
+        <w:t xml:space="preserve"> </w:t>
+      </w:r>
+      <w:r>
+        <w:rPr>
+          <w:rStyle w:val="VerbatimChar"/>
+        </w:rPr>
+        <w:t xml:space="preserve">Status: rolled-back</w:t>
+      </w:r>
+      <w:r>
+        <w:t xml:space="preserve"> </w:t>
+      </w:r>
+      <w:r>
+        <w:t xml:space="preserve">with zero files written (verified by</w:t>
+      </w:r>
+      <w:r>
+        <w:t xml:space="preserve"> </w:t>
+      </w:r>
+      <w:r>
+        <w:rPr>
+          <w:rStyle w:val="VerbatimChar"/>
+        </w:rPr>
+        <w:t xml:space="preserve">TestRun_TransformError_RollsBack</w:t>
+      </w:r>
+      <w:r>
+        <w:t xml:space="preserve">). Each</w:t>
+      </w:r>
+      <w:r>
+        <w:t xml:space="preserve"> </w:t>
+      </w:r>
+      <w:r>
+        <w:rPr>
+          <w:rStyle w:val="VerbatimChar"/>
+        </w:rPr>
+        <w:t xml:space="preserve">FileAdapter.Write</w:t>
+      </w:r>
+      <w:r>
+        <w:t xml:space="preserve"> </w:t>
+      </w:r>
+      <w:r>
+        <w:t xml:space="preserve">is itself</w:t>
+      </w:r>
+      <w:r>
+        <w:t xml:space="preserve"> </w:t>
+      </w:r>
+      <w:r>
+        <w:t xml:space="preserve">atomic (temp-file +</w:t>
+      </w:r>
+      <w:r>
+        <w:t xml:space="preserve"> </w:t>
+      </w:r>
+      <w:r>
+        <w:rPr>
+          <w:rStyle w:val="VerbatimChar"/>
+        </w:rPr>
+        <w:t xml:space="preserve">Sync</w:t>
+      </w:r>
+      <w:r>
+        <w:t xml:space="preserve"> </w:t>
+      </w:r>
+      <w:r>
+        <w:t xml:space="preserve">+</w:t>
+      </w:r>
+      <w:r>
+        <w:t xml:space="preserve"> </w:t>
+      </w:r>
+      <w:r>
+        <w:rPr>
+          <w:rStyle w:val="VerbatimChar"/>
+        </w:rPr>
+        <w:t xml:space="preserve">rename</w:t>
+      </w:r>
+      <w:r>
+        <w:t xml:space="preserve">). The</w:t>
+      </w:r>
+      <w:r>
+        <w:t xml:space="preserve"> </w:t>
+      </w:r>
+      <w:r>
+        <w:rPr>
+          <w:rStyle w:val="VerbatimChar"/>
+        </w:rPr>
+        <w:t xml:space="preserve">SQLiteAdapter.Write</w:t>
+      </w:r>
+      <w:r>
+        <w:t xml:space="preserve"> </w:t>
+      </w:r>
+      <w:r>
+        <w:t xml:space="preserve">runs its</w:t>
+      </w:r>
+      <w:r>
+        <w:t xml:space="preserve"> </w:t>
+      </w:r>
+      <w:r>
+        <w:t xml:space="preserve">mutation inside a single</w:t>
+      </w:r>
+      <w:r>
+        <w:t xml:space="preserve"> </w:t>
+      </w:r>
+      <w:r>
+        <w:rPr>
+          <w:rStyle w:val="VerbatimChar"/>
+        </w:rPr>
+        <w:t xml:space="preserve">database/sql</w:t>
+      </w:r>
+      <w:r>
+        <w:t xml:space="preserve"> </w:t>
+      </w:r>
+      <w:r>
+        <w:t xml:space="preserve">transaction (committed or rolled</w:t>
+      </w:r>
+      <w:r>
+        <w:t xml:space="preserve"> </w:t>
+      </w:r>
+      <w:r>
+        <w:t xml:space="preserve">back as a unit). What remains PLANNED (Phase 5): the unified</w:t>
+      </w:r>
+      <w:r>
+        <w:t xml:space="preserve"> </w:t>
+      </w:r>
+      <w:r>
+        <w:t xml:space="preserve">cross-artefact commit phase that interleaves the SQLite transaction</w:t>
+      </w:r>
+      <w:r>
+        <w:t xml:space="preserve"> </w:t>
+      </w:r>
+      <w:r>
+        <w:rPr>
+          <w:rStyle w:val="VerbatimChar"/>
+        </w:rPr>
+        <w:t xml:space="preserve">Commit</w:t>
+      </w:r>
+      <w:r>
+        <w:t xml:space="preserve"> </w:t>
+      </w:r>
+      <w:r>
+        <w:rPr>
+          <w:i/>
+          <w:iCs/>
+        </w:rPr>
+        <w:t xml:space="preserve">between</w:t>
+      </w:r>
+      <w:r>
+        <w:t xml:space="preserve"> </w:t>
+      </w:r>
+      <w:r>
+        <w:t xml:space="preserve">the file renames and a</w:t>
+      </w:r>
+      <w:r>
+        <w:t xml:space="preserve"> </w:t>
+      </w:r>
+      <w:r>
+        <w:rPr>
+          <w:rStyle w:val="VerbatimChar"/>
+        </w:rPr>
+        <w:t xml:space="preserve">state.json</w:t>
+      </w:r>
+      <w:r>
+        <w:t xml:space="preserve"> </w:t>
+      </w:r>
+      <w:r>
+        <w:t xml:space="preserve">write (the current</w:t>
+      </w:r>
+      <w:r>
+        <w:t xml:space="preserve"> </w:t>
+      </w:r>
+      <w:r>
+        <w:t xml:space="preserve">build commits each adapter independently in deterministic order and</w:t>
+      </w:r>
+      <w:r>
+        <w:t xml:space="preserve"> </w:t>
+      </w:r>
+      <w:r>
+        <w:t xml:space="preserve">reports a partial</w:t>
+      </w:r>
+      <w:r>
+        <w:t xml:space="preserve"> </w:t>
+      </w:r>
+      <w:r>
+        <w:rPr>
+          <w:rStyle w:val="VerbatimChar"/>
+        </w:rPr>
+        <w:t xml:space="preserve">Committed</w:t>
+      </w:r>
+      <w:r>
+        <w:t xml:space="preserve"> </w:t>
+      </w:r>
+      <w:r>
+        <w:t xml:space="preserve">list honestly if an OS-level write fails</w:t>
+      </w:r>
+      <w:r>
+        <w:t xml:space="preserve"> </w:t>
+      </w:r>
+      <w:r>
+        <w:t xml:space="preserve">mid-drain), the</w:t>
+      </w:r>
+      <w:r>
+        <w:t xml:space="preserve"> </w:t>
+      </w:r>
+      <w:r>
+        <w:rPr>
+          <w:rStyle w:val="VerbatimChar"/>
+        </w:rPr>
+        <w:t xml:space="preserve">wal_checkpoint(TRUNCATE)</w:t>
+      </w:r>
+      <w:r>
+        <w:t xml:space="preserve"> </w:t>
+      </w:r>
+      <w:r>
+        <w:t xml:space="preserve">step, the</w:t>
+      </w:r>
+      <w:r>
+        <w:t xml:space="preserve"> </w:t>
+      </w:r>
+      <w:r>
+        <w:rPr>
+          <w:rStyle w:val="VerbatimChar"/>
+        </w:rPr>
+        <w:t xml:space="preserve">state.json</w:t>
+      </w:r>
+      <w:r>
+        <w:t xml:space="preserve"> </w:t>
+      </w:r>
+      <w:r>
+        <w:t xml:space="preserve">baseline persistence (Phase 3 keeps the baseline in-memory via</w:t>
+      </w:r>
+      <w:r>
+        <w:t xml:space="preserve"> </w:t>
+      </w:r>
+      <w:r>
+        <w:rPr>
+          <w:rStyle w:val="VerbatimChar"/>
+        </w:rPr>
+        <w:t xml:space="preserve">graph.CommitHashes</w:t>
+      </w:r>
+      <w:r>
+        <w:t xml:space="preserve">), and the SIGKILL-mid-commit chaos verification.</w:t>
+      </w:r>
+    </w:p>
+    <w:p>
       <w:r>
         <w:pict>
           <v:rect style="width:0;height:1.5pt" o:hralign="center" o:hrstd="t" o:hr="t"/>
@@ -3549,7 +4273,7 @@
       </w:r>
     </w:p>
     <w:bookmarkEnd w:id="24"/>
-    <w:bookmarkStart w:id="27" w:name="X107983233264dad053a2b77bc29c3573d489f46"/>
+    <w:bookmarkStart w:id="27" w:name="sqlite-node-integration-11.4.93"/>
     <w:p>
       <w:pPr>
         <w:pStyle w:val="Heading2"/>
@@ -3567,21 +4291,136 @@
           <w:b/>
           <w:bCs/>
         </w:rPr>
-        <w:t xml:space="preserve">Status: PLANNED (Phase 2 — sqlite↔md pluggable transform; Phase 3 —</w:t>
-      </w:r>
-      <w:r>
-        <w:rPr>
-          <w:b/>
-          <w:bCs/>
-        </w:rPr>
-        <w:t xml:space="preserve"> </w:t>
-      </w:r>
-      <w:r>
-        <w:rPr>
-          <w:b/>
-          <w:bCs/>
-        </w:rPr>
-        <w:t xml:space="preserve">txn/WAL commit).</w:t>
+        <w:t xml:space="preserve">Status: IMPLEMENTED (Phase 2 —</w:t>
+      </w:r>
+      <w:r>
+        <w:rPr>
+          <w:b/>
+          <w:bCs/>
+        </w:rPr>
+        <w:t xml:space="preserve"> </w:t>
+      </w:r>
+      <w:r>
+        <w:rPr>
+          <w:rStyle w:val="VerbatimChar"/>
+          <w:b/>
+          <w:bCs/>
+        </w:rPr>
+        <w:t xml:space="preserve">adapter.SQLiteAdapter</w:t>
+      </w:r>
+      <w:r>
+        <w:rPr>
+          <w:b/>
+          <w:bCs/>
+        </w:rPr>
+        <w:t xml:space="preserve">: canonical</w:t>
+      </w:r>
+      <w:r>
+        <w:rPr>
+          <w:b/>
+          <w:bCs/>
+        </w:rPr>
+        <w:t xml:space="preserve"> </w:t>
+      </w:r>
+      <w:r>
+        <w:rPr>
+          <w:b/>
+          <w:bCs/>
+        </w:rPr>
+        <w:t xml:space="preserve">row-dump content for hashing + transaction-wrapped</w:t>
+      </w:r>
+      <w:r>
+        <w:rPr>
+          <w:b/>
+          <w:bCs/>
+        </w:rPr>
+        <w:t xml:space="preserve"> </w:t>
+      </w:r>
+      <w:r>
+        <w:rPr>
+          <w:rStyle w:val="VerbatimChar"/>
+          <w:b/>
+          <w:bCs/>
+        </w:rPr>
+        <w:t xml:space="preserve">Apply</w:t>
+      </w:r>
+      <w:r>
+        <w:rPr>
+          <w:b/>
+          <w:bCs/>
+        </w:rPr>
+        <w:t xml:space="preserve"> </w:t>
+      </w:r>
+      <w:r>
+        <w:rPr>
+          <w:b/>
+          <w:bCs/>
+        </w:rPr>
+        <w:t xml:space="preserve">for the md→db</w:t>
+      </w:r>
+      <w:r>
+        <w:rPr>
+          <w:b/>
+          <w:bCs/>
+        </w:rPr>
+        <w:t xml:space="preserve"> </w:t>
+      </w:r>
+      <w:r>
+        <w:rPr>
+          <w:b/>
+          <w:bCs/>
+        </w:rPr>
+        <w:t xml:space="preserve">write side, pure-Go</w:t>
+      </w:r>
+      <w:r>
+        <w:rPr>
+          <w:b/>
+          <w:bCs/>
+        </w:rPr>
+        <w:t xml:space="preserve"> </w:t>
+      </w:r>
+      <w:r>
+        <w:rPr>
+          <w:rStyle w:val="VerbatimChar"/>
+          <w:b/>
+          <w:bCs/>
+        </w:rPr>
+        <w:t xml:space="preserve">modernc.org/sqlite</w:t>
+      </w:r>
+      <w:r>
+        <w:rPr>
+          <w:b/>
+          <w:bCs/>
+        </w:rPr>
+        <w:t xml:space="preserve">, no cgo). The unified</w:t>
+      </w:r>
+      <w:r>
+        <w:rPr>
+          <w:b/>
+          <w:bCs/>
+        </w:rPr>
+        <w:t xml:space="preserve"> </w:t>
+      </w:r>
+      <w:r>
+        <w:rPr>
+          <w:b/>
+          <w:bCs/>
+        </w:rPr>
+        <w:t xml:space="preserve">cross-artefact WAL-checkpoint commit phase remains PLANNED (Phase 5,</w:t>
+      </w:r>
+      <w:r>
+        <w:rPr>
+          <w:b/>
+          <w:bCs/>
+        </w:rPr>
+        <w:t xml:space="preserve"> </w:t>
+      </w:r>
+      <w:r>
+        <w:rPr>
+          <w:b/>
+          <w:bCs/>
+        </w:rPr>
+        <w:t xml:space="preserve">see §8 as-built).</w:t>
       </w:r>
     </w:p>
     <w:p>
@@ -3690,34 +4529,224 @@
         <w:t xml:space="preserve"> </w:t>
       </w:r>
       <w:r>
-        <w:t xml:space="preserve">Go binary (DESIGN §6) so there is zero rewrite risk. The</w:t>
-      </w:r>
-      <w:r>
-        <w:t xml:space="preserve"> </w:t>
-      </w:r>
-      <w:r>
-        <w:t xml:space="preserve">DB participates in the same atomic-commit phase as the file artefacts</w:t>
-      </w:r>
-      <w:r>
-        <w:t xml:space="preserve"> </w:t>
-      </w:r>
-      <w:r>
-        <w:t xml:space="preserve">(§8): the transaction is committed only after every staged file rename</w:t>
-      </w:r>
-      <w:r>
-        <w:t xml:space="preserve"> </w:t>
-      </w:r>
-      <w:r>
-        <w:t xml:space="preserve">succeeds, so a partial run never leaves the DB ahead of (or behind) the</w:t>
-      </w:r>
-      <w:r>
-        <w:t xml:space="preserve"> </w:t>
-      </w:r>
-      <w:r>
-        <w:t xml:space="preserve">Markdown.</w:t>
-      </w:r>
-    </w:p>
-    <w:bookmarkStart w:id="25" w:name="X15cfc1f6790dc9006fc6d546a8d85c447959a0c"/>
+        <w:t xml:space="preserve">Go binary (DESIGN §6) so there is zero rewrite risk.</w:t>
+      </w:r>
+    </w:p>
+    <w:p>
+      <w:pPr>
+        <w:pStyle w:val="BodyText"/>
+      </w:pPr>
+      <w:r>
+        <w:rPr>
+          <w:b/>
+          <w:bCs/>
+        </w:rPr>
+        <w:t xml:space="preserve">As-built (Revision 2).</w:t>
+      </w:r>
+      <w:r>
+        <w:t xml:space="preserve"> </w:t>
+      </w:r>
+      <w:r>
+        <w:t xml:space="preserve">The</w:t>
+      </w:r>
+      <w:r>
+        <w:t xml:space="preserve"> </w:t>
+      </w:r>
+      <w:r>
+        <w:rPr>
+          <w:rStyle w:val="VerbatimChar"/>
+        </w:rPr>
+        <w:t xml:space="preserve">SQLiteAdapter</w:t>
+      </w:r>
+      <w:r>
+        <w:t xml:space="preserve"> </w:t>
+      </w:r>
+      <w:r>
+        <w:t xml:space="preserve">hashes a</w:t>
+      </w:r>
+      <w:r>
+        <w:t xml:space="preserve"> </w:t>
+      </w:r>
+      <w:r>
+        <w:rPr>
+          <w:b/>
+          <w:bCs/>
+        </w:rPr>
+        <w:t xml:space="preserve">canonical dump</w:t>
+      </w:r>
+      <w:r>
+        <w:t xml:space="preserve"> </w:t>
+      </w:r>
+      <w:r>
+        <w:t xml:space="preserve">of a caller-supplied deterministic</w:t>
+      </w:r>
+      <w:r>
+        <w:t xml:space="preserve"> </w:t>
+      </w:r>
+      <w:r>
+        <w:rPr>
+          <w:rStyle w:val="VerbatimChar"/>
+        </w:rPr>
+        <w:t xml:space="preserve">ORDER BY</w:t>
+      </w:r>
+      <w:r>
+        <w:t xml:space="preserve"> </w:t>
+      </w:r>
+      <w:r>
+        <w:t xml:space="preserve">query — NOT the raw</w:t>
+      </w:r>
+      <w:r>
+        <w:t xml:space="preserve"> </w:t>
+      </w:r>
+      <w:r>
+        <w:rPr>
+          <w:rStyle w:val="VerbatimChar"/>
+        </w:rPr>
+        <w:t xml:space="preserve">.db</w:t>
+      </w:r>
+      <w:r>
+        <w:t xml:space="preserve"> </w:t>
+      </w:r>
+      <w:r>
+        <w:t xml:space="preserve">page bytes — so logically-identical databases collide regardless of</w:t>
+      </w:r>
+      <w:r>
+        <w:t xml:space="preserve"> </w:t>
+      </w:r>
+      <w:r>
+        <w:t xml:space="preserve">insertion order or WAL/page noise (verified by</w:t>
+      </w:r>
+      <w:r>
+        <w:t xml:space="preserve"> </w:t>
+      </w:r>
+      <w:r>
+        <w:rPr>
+          <w:rStyle w:val="VerbatimChar"/>
+        </w:rPr>
+        <w:t xml:space="preserve">TestSQLiteAdapter_CanonicalDumpDeterminism</w:t>
+      </w:r>
+      <w:r>
+        <w:t xml:space="preserve">). The write side runs the</w:t>
+      </w:r>
+      <w:r>
+        <w:t xml:space="preserve"> </w:t>
+      </w:r>
+      <w:r>
+        <w:t xml:space="preserve">caller’s</w:t>
+      </w:r>
+      <w:r>
+        <w:t xml:space="preserve"> </w:t>
+      </w:r>
+      <w:r>
+        <w:rPr>
+          <w:rStyle w:val="VerbatimChar"/>
+        </w:rPr>
+        <w:t xml:space="preserve">Apply</w:t>
+      </w:r>
+      <w:r>
+        <w:t xml:space="preserve"> </w:t>
+      </w:r>
+      <w:r>
+        <w:t xml:space="preserve">mutation inside one</w:t>
+      </w:r>
+      <w:r>
+        <w:t xml:space="preserve"> </w:t>
+      </w:r>
+      <w:r>
+        <w:rPr>
+          <w:rStyle w:val="VerbatimChar"/>
+        </w:rPr>
+        <w:t xml:space="preserve">database/sql</w:t>
+      </w:r>
+      <w:r>
+        <w:t xml:space="preserve"> </w:t>
+      </w:r>
+      <w:r>
+        <w:t xml:space="preserve">transaction</w:t>
+      </w:r>
+      <w:r>
+        <w:t xml:space="preserve"> </w:t>
+      </w:r>
+      <w:r>
+        <w:t xml:space="preserve">(</w:t>
+      </w:r>
+      <w:r>
+        <w:rPr>
+          <w:rStyle w:val="VerbatimChar"/>
+        </w:rPr>
+        <w:t xml:space="preserve">TestSQLiteAdapter_WriteApplyTransaction</w:t>
+      </w:r>
+      <w:r>
+        <w:t xml:space="preserve">); a node with no</w:t>
+      </w:r>
+      <w:r>
+        <w:t xml:space="preserve"> </w:t>
+      </w:r>
+      <w:r>
+        <w:rPr>
+          <w:rStyle w:val="VerbatimChar"/>
+        </w:rPr>
+        <w:t xml:space="preserve">Apply</w:t>
+      </w:r>
+      <w:r>
+        <w:t xml:space="preserve"> </w:t>
+      </w:r>
+      <w:r>
+        <w:t xml:space="preserve">func</w:t>
+      </w:r>
+      <w:r>
+        <w:t xml:space="preserve"> </w:t>
+      </w:r>
+      <w:r>
+        <w:t xml:space="preserve">is read-only and rejects</w:t>
+      </w:r>
+      <w:r>
+        <w:t xml:space="preserve"> </w:t>
+      </w:r>
+      <w:r>
+        <w:rPr>
+          <w:rStyle w:val="VerbatimChar"/>
+        </w:rPr>
+        <w:t xml:space="preserve">Write</w:t>
+      </w:r>
+      <w:r>
+        <w:t xml:space="preserve">. The</w:t>
+      </w:r>
+      <w:r>
+        <w:t xml:space="preserve"> </w:t>
+      </w:r>
+      <w:r>
+        <w:rPr>
+          <w:rStyle w:val="VerbatimChar"/>
+        </w:rPr>
+        <w:t xml:space="preserve">DumpQuery</w:t>
+      </w:r>
+      <w:r>
+        <w:t xml:space="preserve"> </w:t>
+      </w:r>
+      <w:r>
+        <w:t xml:space="preserve">(the documented query</w:t>
+      </w:r>
+      <w:r>
+        <w:t xml:space="preserve"> </w:t>
+      </w:r>
+      <w:r>
+        <w:t xml:space="preserve">hook) is mandatory. The cross-artefact commit ordering between the DB</w:t>
+      </w:r>
+      <w:r>
+        <w:t xml:space="preserve"> </w:t>
+      </w:r>
+      <w:r>
+        <w:t xml:space="preserve">transaction and the file renames is owned by the Phase-5 unified commit</w:t>
+      </w:r>
+      <w:r>
+        <w:t xml:space="preserve"> </w:t>
+      </w:r>
+      <w:r>
+        <w:t xml:space="preserve">phase (§8 as-built); the current build commits each adapter independently.</w:t>
+      </w:r>
+    </w:p>
+    <w:bookmarkStart w:id="25" w:name="multi-context-overview-mermaid"/>
     <w:p>
       <w:pPr>
         <w:pStyle w:val="Heading3"/>
@@ -3758,7 +4787,7 @@
         <w:t xml:space="preserve"> </w:t>
       </w:r>
       <w:r>
-        <w:t xml:space="preserve">context's nodes.</w:t>
+        <w:t xml:space="preserve">context’s nodes.</w:t>
       </w:r>
     </w:p>
     <w:p>
@@ -3944,7 +4973,7 @@
       </w:r>
     </w:p>
     <w:bookmarkEnd w:id="25"/>
-    <w:bookmarkStart w:id="26" w:name="Xef830a86b5c92253ce4d0b93a417e01545bee76"/>
+    <w:bookmarkStart w:id="26" w:name="multi-context-overview-ascii"/>
     <w:p>
       <w:pPr>
         <w:pStyle w:val="Heading3"/>
@@ -4036,7 +5065,7 @@
     </w:p>
     <w:bookmarkEnd w:id="26"/>
     <w:bookmarkEnd w:id="27"/>
-    <w:bookmarkStart w:id="29" w:name="Xbfba58e82a07600969d2bb17d34589967f8da1c"/>
+    <w:bookmarkStart w:id="29" w:name="X83acfaec0eb4060a017d5f70dda6fc9e70f8058"/>
     <w:p>
       <w:pPr>
         <w:pStyle w:val="Heading2"/>
@@ -4101,7 +5130,7 @@
         <w:t xml:space="preserve"> </w:t>
       </w:r>
       <w:r>
-        <w:t xml:space="preserve">script's internal re-export / parity logic migrates into docs_chain</w:t>
+        <w:t xml:space="preserve">script’s internal re-export / parity logic migrates into docs_chain</w:t>
       </w:r>
       <w:r>
         <w:t xml:space="preserve"> </w:t>
@@ -4161,7 +5190,7 @@
       </w:r>
     </w:p>
     <w:bookmarkEnd w:id="29"/>
-    <w:bookmarkStart w:id="30" w:name="Xdecbb685bbb74759c3b6944ddc7abb9de66eaaf"/>
+    <w:bookmarkStart w:id="30" w:name="go-package-layout"/>
     <w:p>
       <w:pPr>
         <w:pStyle w:val="Heading2"/>
@@ -4380,7 +5409,7 @@
       </w:r>
     </w:p>
     <w:bookmarkEnd w:id="30"/>
-    <w:bookmarkStart w:id="31" w:name="X446abfc93331f7563e56cc524f443cf3bdb45e1"/>
+    <w:bookmarkStart w:id="31" w:name="cli-daemon-interface"/>
     <w:p>
       <w:pPr>
         <w:pStyle w:val="Heading2"/>
@@ -4404,13 +5433,14 @@
     <w:tbl>
       <w:tblPr>
         <w:tblStyle w:val="Table"/>
-        <w:tblW w:type="auto" w:w="0"/>
+        <w:tblW w:type="pct" w:w="5000"/>
+        <w:tblLayout w:type="fixed"/>
         <w:tblLook w:firstRow="1" w:lastRow="0" w:firstColumn="0" w:lastColumn="0" w:noHBand="0" w:noVBand="0" w:val="0020"/>
       </w:tblPr>
       <w:tblGrid>
-        <w:gridCol w:w="2640"/>
-        <w:gridCol w:w="2640"/>
-        <w:gridCol w:w="2640"/>
+        <w:gridCol w:w="4546"/>
+        <w:gridCol w:w="1613"/>
+        <w:gridCol w:w="1760"/>
       </w:tblGrid>
       <w:tr>
         <w:trPr>
@@ -4717,7 +5747,7 @@
       </w:r>
     </w:p>
     <w:bookmarkEnd w:id="31"/>
-    <w:bookmarkStart w:id="32" w:name="Xe6437e9ca1d0ad49fbf01765675431c449b38bc"/>
+    <w:bookmarkStart w:id="32" w:name="anti-bluff-binding"/>
     <w:p>
       <w:pPr>
         <w:pStyle w:val="Heading2"/>
@@ -4791,7 +5821,7 @@
         <w:t xml:space="preserve"> </w:t>
       </w:r>
       <w:r>
-        <w:t xml:space="preserve">sink-side check that a consuming project's pre-build gate invokes. The</w:t>
+        <w:t xml:space="preserve">sink-side check that a consuming project’s pre-build gate invokes. The</w:t>
       </w:r>
       <w:r>
         <w:t xml:space="preserve"> </w:t>

--- a/docs/ARCHITECTURE.docx
+++ b/docs/ARCHITECTURE.docx
@@ -2,13 +2,13 @@
 <file path=word/document.xml><?xml version="1.0" encoding="utf-8"?>
 <w:document xmlns:w="http://schemas.openxmlformats.org/wordprocessingml/2006/main" xmlns:m="http://schemas.openxmlformats.org/officeDocument/2006/math" xmlns:r="http://schemas.openxmlformats.org/officeDocument/2006/relationships" xmlns:o="urn:schemas-microsoft-com:office:office" xmlns:v="urn:schemas-microsoft-com:vml" xmlns:w10="urn:schemas-microsoft-com:office:word" xmlns:a="http://schemas.openxmlformats.org/drawingml/2006/main" xmlns:pic="http://schemas.openxmlformats.org/drawingml/2006/picture" xmlns:wp="http://schemas.openxmlformats.org/drawingml/2006/wordprocessingDrawing">
   <w:body>
-    <w:bookmarkStart w:id="33" w:name="docs_chain-system-architecture"/>
+    <w:bookmarkStart w:id="33" w:name="docs-chain-system-architecture"/>
     <w:p>
       <w:pPr>
         <w:pStyle w:val="Heading1"/>
       </w:pPr>
       <w:r>
-        <w:t xml:space="preserve">docs_chain — System Architecture</w:t>
+        <w:t xml:space="preserve">Docs Chain — System Architecture</w:t>
       </w:r>
     </w:p>
     <w:p>
@@ -26,7 +26,7 @@
         <w:t xml:space="preserve"> </w:t>
       </w:r>
       <w:r>
-        <w:t xml:space="preserve">2</w:t>
+        <w:t xml:space="preserve">3</w:t>
       </w:r>
       <w:r>
         <w:t xml:space="preserve"> </w:t>
@@ -42,7 +42,7 @@
         <w:t xml:space="preserve"> </w:t>
       </w:r>
       <w:r>
-        <w:t xml:space="preserve">2026-05-29T09:30:00Z</w:t>
+        <w:t xml:space="preserve">2026-05-29T12:00:00Z</w:t>
       </w:r>
       <w:r>
         <w:t xml:space="preserve"> </w:t>
@@ -83,7 +83,7 @@
         <w:t xml:space="preserve"> </w:t>
       </w:r>
       <w:r>
-        <w:t xml:space="preserve">Operator mandate 2026-05-29 (docs_chain initiative)</w:t>
+        <w:t xml:space="preserve">Operator mandate 2026-05-29 (Docs Chain initiative)</w:t>
       </w:r>
       <w:r>
         <w:t xml:space="preserve"> </w:t>
@@ -403,13 +403,13 @@
       </w:r>
     </w:p>
     <w:bookmarkEnd w:id="9"/>
-    <w:bookmarkStart w:id="10" w:name="what-docs_chain-is"/>
+    <w:bookmarkStart w:id="10" w:name="what-docs-chain-is"/>
     <w:p>
       <w:pPr>
         <w:pStyle w:val="Heading2"/>
       </w:pPr>
       <w:r>
-        <w:t xml:space="preserve">1. What docs_chain is</w:t>
+        <w:t xml:space="preserve">1. What Docs Chain is</w:t>
       </w:r>
     </w:p>
     <w:p>
@@ -417,7 +417,7 @@
         <w:pStyle w:val="FirstParagraph"/>
       </w:pPr>
       <w:r>
-        <w:t xml:space="preserve">docs_chain is a universal, Go-implemented,</w:t>
+        <w:t xml:space="preserve">Docs Chain is a universal, Go-implemented,</w:t>
       </w:r>
       <w:r>
         <w:t xml:space="preserve"> </w:t>
@@ -456,7 +456,7 @@
         <w:t xml:space="preserve"> </w:t>
       </w:r>
       <w:r>
-        <w:t xml:space="preserve">SQLite database — docs_chain detects the change by</w:t>
+        <w:t xml:space="preserve">SQLite database — Docs Chain detects the change by</w:t>
       </w:r>
       <w:r>
         <w:t xml:space="preserve"> </w:t>
@@ -2339,7 +2339,7 @@
         <w:t xml:space="preserve"> </w:t>
       </w:r>
       <w:r>
-        <w:t xml:space="preserve">edge is a 2-cycle that would loop forever. docs_chain</w:t>
+        <w:t xml:space="preserve">edge is a 2-cycle that would loop forever. Docs Chain</w:t>
       </w:r>
       <w:r>
         <w:t xml:space="preserve"> </w:t>
@@ -2490,7 +2490,7 @@
         <w:t xml:space="preserve"> </w:t>
       </w:r>
       <w:r>
-        <w:t xml:space="preserve">docs_chain</w:t>
+        <w:t xml:space="preserve">Docs Chain</w:t>
       </w:r>
       <w:r>
         <w:t xml:space="preserve"> </w:t>
@@ -3086,7 +3086,7 @@
         <w:t xml:space="preserve"> </w:t>
       </w:r>
       <w:r>
-        <w:t xml:space="preserve">docs_chain runs Kahn’s</w:t>
+        <w:t xml:space="preserve">Docs Chain runs Kahn’s</w:t>
       </w:r>
       <w:r>
         <w:t xml:space="preserve"> </w:t>
@@ -5130,7 +5130,7 @@
         <w:t xml:space="preserve"> </w:t>
       </w:r>
       <w:r>
-        <w:t xml:space="preserve">script’s internal re-export / parity logic migrates into docs_chain</w:t>
+        <w:t xml:space="preserve">script’s internal re-export / parity logic migrates into Docs Chain</w:t>
       </w:r>
       <w:r>
         <w:t xml:space="preserve"> </w:t>

--- a/docs/ARCHITECTURE.docx
+++ b/docs/ARCHITECTURE.docx
@@ -2,6 +2,14 @@
 <file path=word/document.xml><?xml version="1.0" encoding="utf-8"?>
 <w:document xmlns:w="http://schemas.openxmlformats.org/wordprocessingml/2006/main" xmlns:m="http://schemas.openxmlformats.org/officeDocument/2006/math" xmlns:r="http://schemas.openxmlformats.org/officeDocument/2006/relationships" xmlns:o="urn:schemas-microsoft-com:office:office" xmlns:v="urn:schemas-microsoft-com:vml" xmlns:w10="urn:schemas-microsoft-com:office:word" xmlns:a="http://schemas.openxmlformats.org/drawingml/2006/main" xmlns:pic="http://schemas.openxmlformats.org/drawingml/2006/picture" xmlns:wp="http://schemas.openxmlformats.org/drawingml/2006/wordprocessingDrawing">
   <w:body>
+    <w:p>
+      <w:pPr>
+        <w:pStyle w:val="Title"/>
+      </w:pPr>
+      <w:r>
+        <w:t xml:space="preserve">ARCHITECTURE</w:t>
+      </w:r>
+    </w:p>
     <w:bookmarkStart w:id="33" w:name="docs-chain-system-architecture"/>
     <w:p>
       <w:pPr>
